--- a/papers/_sources/rope_nuclear_physics.docx
+++ b/papers/_sources/rope_nuclear_physics.docx
@@ -3,9 +3,7 @@
 <w:document xmlns:w="http://schemas.openxmlformats.org/wordprocessingml/2006/main" xmlns:m="http://schemas.openxmlformats.org/officeDocument/2006/math" xmlns:r="http://schemas.openxmlformats.org/officeDocument/2006/relationships" xmlns:o="urn:schemas-microsoft-com:office:office" xmlns:v="urn:schemas-microsoft-com:vml" xmlns:w10="urn:schemas-microsoft-com:office:word" xmlns:a="http://schemas.openxmlformats.org/drawingml/2006/main" xmlns:pic="http://schemas.openxmlformats.org/drawingml/2006/picture" xmlns:wp="http://schemas.openxmlformats.org/drawingml/2006/wordprocessingDrawing">
   <w:body>
     <w:p>
-      <w:pPr>
-        <w:pStyle w:val="FirstParagraph"/>
-      </w:pPr>
+      <w:pPr/>
       <w:r>
         <w:rPr>
           <w:bCs/>
@@ -15,9 +13,7 @@
       </w:r>
     </w:p>
     <w:p>
-      <w:pPr>
-        <w:pStyle w:val="BodyText"/>
-      </w:pPr>
+      <w:pPr/>
       <w:r>
         <w:rPr>
           <w:bCs/>
@@ -27,9 +23,7 @@
       </w:r>
     </w:p>
     <w:p>
-      <w:pPr>
-        <w:pStyle w:val="BodyText"/>
-      </w:pPr>
+      <w:pPr/>
       <w:r>
         <w:rPr>
           <w:bCs/>
@@ -39,9 +33,7 @@
       </w:r>
     </w:p>
     <w:p>
-      <w:pPr>
-        <w:pStyle w:val="BodyText"/>
-      </w:pPr>
+      <w:pPr/>
       <w:r>
         <w:rPr>
           <w:iCs/>
@@ -51,9 +43,7 @@
       </w:r>
     </w:p>
     <w:p>
-      <w:pPr>
-        <w:pStyle w:val="BodyText"/>
-      </w:pPr>
+      <w:pPr/>
       <w:r>
         <w:rPr>
           <w:bCs/>
@@ -69,9 +59,7 @@
       </w:r>
     </w:p>
     <w:p>
-      <w:pPr>
-        <w:pStyle w:val="BodyText"/>
-      </w:pPr>
+      <w:pPr/>
       <w:r>
         <w:rPr>
           <w:bCs/>
@@ -87,17 +75,13 @@
       </w:r>
     </w:p>
     <w:p>
-      <w:pPr>
-        <w:pStyle w:val="BodyText"/>
-      </w:pPr>
+      <w:pPr/>
       <w:r>
         <w:t xml:space="preserve">Working paper — June 2026</w:t>
       </w:r>
     </w:p>
     <w:p>
-      <w:pPr>
-        <w:pStyle w:val="BodyText"/>
-      </w:pPr>
+      <w:pPr/>
       <w:r>
         <w:rPr>
           <w:bCs/>
@@ -107,9 +91,7 @@
       </w:r>
     </w:p>
     <w:p>
-      <w:pPr>
-        <w:pStyle w:val="BodyText"/>
-      </w:pPr>
+      <w:pPr/>
       <w:r>
         <w:t xml:space="preserve">We extend the Rope Hypothesis into nuclear physics, the domain of the</w:t>
       </w:r>
@@ -289,9 +271,7 @@
       </w:r>
     </w:p>
     <w:p>
-      <w:pPr>
-        <w:pStyle w:val="BodyText"/>
-      </w:pPr>
+      <w:pPr/>
       <w:r>
         <w:rPr>
           <w:bCs/>
@@ -325,9 +305,7 @@
       </w:r>
     </w:p>
     <w:p>
-      <w:pPr>
-        <w:pStyle w:val="BodyText"/>
-      </w:pPr>
+      <w:pPr/>
       <w:r>
         <w:rPr>
           <w:bCs/>
@@ -337,9 +315,7 @@
       </w:r>
     </w:p>
     <w:p>
-      <w:pPr>
-        <w:pStyle w:val="BodyText"/>
-      </w:pPr>
+      <w:pPr/>
       <w:r>
         <w:t xml:space="preserve">The Rope Hypothesis has been systematically extended across gravity,</w:t>
       </w:r>
@@ -381,9 +357,7 @@
       </w:r>
     </w:p>
     <w:p>
-      <w:pPr>
-        <w:pStyle w:val="BodyText"/>
-      </w:pPr>
+      <w:pPr/>
       <w:r>
         <w:t xml:space="preserve">Nuclear physics presents the rope model’s hardest test and its</w:t>
       </w:r>
@@ -431,9 +405,7 @@
       </w:r>
     </w:p>
     <w:p>
-      <w:pPr>
-        <w:pStyle w:val="BodyText"/>
-      </w:pPr>
+      <w:pPr/>
       <w:r>
         <w:t xml:space="preserve">The chemistry paper established that rope bundles — dense</w:t>
       </w:r>
@@ -481,9 +453,7 @@
       </w:r>
     </w:p>
     <w:p>
-      <w:pPr>
-        <w:pStyle w:val="BodyText"/>
-      </w:pPr>
+      <w:pPr/>
       <w:r>
         <w:t xml:space="preserve">This paper is explicitly a programme paper: it identifies what the rope</w:t>
       </w:r>
@@ -513,9 +483,7 @@
       </w:r>
     </w:p>
     <w:p>
-      <w:pPr>
-        <w:pStyle w:val="BodyText"/>
-      </w:pPr>
+      <w:pPr/>
       <w:r>
         <w:rPr>
           <w:bCs/>
@@ -525,9 +493,7 @@
       </w:r>
     </w:p>
     <w:p>
-      <w:pPr>
-        <w:pStyle w:val="BodyText"/>
-      </w:pPr>
+      <w:pPr/>
       <w:r>
         <w:t xml:space="preserve">Nuclear physics operates at the femtometre scale (1 fm = 10⁻¹⁵ m). Four</w:t>
       </w:r>
@@ -555,7 +521,6 @@
           <w:tcPr/>
           <w:p>
             <w:pPr>
-              <w:pStyle w:val="Compact"/>
               <w:jc w:val="left"/>
             </w:pPr>
             <w:r>
@@ -571,7 +536,6 @@
           <w:tcPr/>
           <w:p>
             <w:pPr>
-              <w:pStyle w:val="Compact"/>
               <w:jc w:val="left"/>
             </w:pPr>
             <w:r>
@@ -601,7 +565,6 @@
           <w:tcPr/>
           <w:p>
             <w:pPr>
-              <w:pStyle w:val="Compact"/>
               <w:jc w:val="left"/>
             </w:pPr>
             <w:r>
@@ -631,7 +594,6 @@
           <w:tcPr/>
           <w:p>
             <w:pPr>
-              <w:pStyle w:val="Compact"/>
               <w:jc w:val="left"/>
             </w:pPr>
             <w:r>
@@ -649,7 +611,6 @@
           <w:tcPr/>
           <w:p>
             <w:pPr>
-              <w:pStyle w:val="Compact"/>
               <w:jc w:val="left"/>
             </w:pPr>
             <w:r>
@@ -667,7 +628,6 @@
           <w:tcPr/>
           <w:p>
             <w:pPr>
-              <w:pStyle w:val="Compact"/>
               <w:jc w:val="left"/>
             </w:pPr>
             <w:r>
@@ -679,7 +639,6 @@
           <w:tcPr/>
           <w:p>
             <w:pPr>
-              <w:pStyle w:val="Compact"/>
               <w:jc w:val="left"/>
             </w:pPr>
             <w:r>
@@ -691,7 +650,6 @@
           <w:tcPr/>
           <w:p>
             <w:pPr>
-              <w:pStyle w:val="Compact"/>
               <w:jc w:val="left"/>
             </w:pPr>
             <w:r>
@@ -729,7 +687,6 @@
           <w:tcPr/>
           <w:p>
             <w:pPr>
-              <w:pStyle w:val="Compact"/>
               <w:jc w:val="left"/>
             </w:pPr>
             <w:r>
@@ -747,7 +704,6 @@
           <w:tcPr/>
           <w:p>
             <w:pPr>
-              <w:pStyle w:val="Compact"/>
               <w:jc w:val="left"/>
             </w:pPr>
             <w:r>
@@ -765,7 +721,6 @@
           <w:tcPr/>
           <w:p>
             <w:pPr>
-              <w:pStyle w:val="Compact"/>
               <w:jc w:val="left"/>
             </w:pPr>
             <w:r>
@@ -777,7 +732,6 @@
           <w:tcPr/>
           <w:p>
             <w:pPr>
-              <w:pStyle w:val="Compact"/>
               <w:jc w:val="left"/>
             </w:pPr>
             <w:r>
@@ -809,7 +763,6 @@
           <w:tcPr/>
           <w:p>
             <w:pPr>
-              <w:pStyle w:val="Compact"/>
               <w:jc w:val="left"/>
             </w:pPr>
             <w:r>
@@ -827,7 +780,6 @@
           <w:tcPr/>
           <w:p>
             <w:pPr>
-              <w:pStyle w:val="Compact"/>
               <w:jc w:val="left"/>
             </w:pPr>
             <w:r>
@@ -839,7 +791,6 @@
           <w:tcPr/>
           <w:p>
             <w:pPr>
-              <w:pStyle w:val="Compact"/>
               <w:jc w:val="left"/>
             </w:pPr>
             <w:r>
@@ -851,7 +802,6 @@
           <w:tcPr/>
           <w:p>
             <w:pPr>
-              <w:pStyle w:val="Compact"/>
               <w:jc w:val="left"/>
             </w:pPr>
             <w:r>
@@ -889,7 +839,6 @@
           <w:tcPr/>
           <w:p>
             <w:pPr>
-              <w:pStyle w:val="Compact"/>
               <w:jc w:val="left"/>
             </w:pPr>
             <w:r>
@@ -907,7 +856,6 @@
           <w:tcPr/>
           <w:p>
             <w:pPr>
-              <w:pStyle w:val="Compact"/>
               <w:jc w:val="left"/>
             </w:pPr>
             <w:r>
@@ -919,7 +867,6 @@
           <w:tcPr/>
           <w:p>
             <w:pPr>
-              <w:pStyle w:val="Compact"/>
               <w:jc w:val="left"/>
             </w:pPr>
             <w:r>
@@ -931,7 +878,6 @@
           <w:tcPr/>
           <w:p>
             <w:pPr>
-              <w:pStyle w:val="Compact"/>
               <w:jc w:val="left"/>
             </w:pPr>
             <w:r>
@@ -966,9 +912,7 @@
       </w:tr>
     </w:tbl>
     <w:p>
-      <w:pPr>
-        <w:pStyle w:val="BodyText"/>
-      </w:pPr>
+      <w:pPr/>
       <w:r>
         <w:rPr>
           <w:bCs/>
@@ -978,9 +922,7 @@
       </w:r>
     </w:p>
     <w:p>
-      <w:pPr>
-        <w:pStyle w:val="BodyText"/>
-      </w:pPr>
+      <w:pPr/>
       <w:r>
         <w:rPr>
           <w:iCs/>
@@ -992,9 +934,7 @@
       </w:r>
     </w:p>
     <w:p>
-      <w:pPr>
-        <w:pStyle w:val="BodyText"/>
-      </w:pPr>
+      <w:pPr/>
       <w:r>
         <w:t xml:space="preserve">The previous papers identified the proton as a topological rope knot</w:t>
       </w:r>
@@ -1030,9 +970,7 @@
       </w:r>
     </w:p>
     <w:p>
-      <w:pPr>
-        <w:pStyle w:val="BodyText"/>
-      </w:pPr>
+      <w:pPr/>
       <w:r>
         <w:t xml:space="preserve">In rope language: if charge = topological winding number, and quarks</w:t>
       </w:r>
@@ -1072,7 +1010,6 @@
           <w:tcPr/>
           <w:p>
             <w:pPr>
-              <w:pStyle w:val="Compact"/>
               <w:jc w:val="left"/>
             </w:pPr>
             <w:r>
@@ -1088,7 +1025,6 @@
           <w:tcPr/>
           <w:p>
             <w:pPr>
-              <w:pStyle w:val="Compact"/>
               <w:jc w:val="left"/>
             </w:pPr>
             <w:r>
@@ -1118,7 +1054,6 @@
           <w:tcPr/>
           <w:p>
             <w:pPr>
-              <w:pStyle w:val="Compact"/>
               <w:jc w:val="left"/>
             </w:pPr>
             <w:r>
@@ -1134,7 +1069,6 @@
           <w:tcPr/>
           <w:p>
             <w:pPr>
-              <w:pStyle w:val="Compact"/>
               <w:jc w:val="left"/>
             </w:pPr>
             <w:r>
@@ -1152,7 +1086,6 @@
           <w:tcPr/>
           <w:p>
             <w:pPr>
-              <w:pStyle w:val="Compact"/>
               <w:jc w:val="left"/>
             </w:pPr>
             <w:r>
@@ -1164,7 +1097,6 @@
           <w:tcPr/>
           <w:p>
             <w:pPr>
-              <w:pStyle w:val="Compact"/>
               <w:jc w:val="left"/>
             </w:pPr>
             <w:r>
@@ -1176,7 +1108,6 @@
           <w:tcPr/>
           <w:p>
             <w:pPr>
-              <w:pStyle w:val="Compact"/>
               <w:jc w:val="left"/>
             </w:pPr>
             <w:r>
@@ -1188,7 +1119,6 @@
           <w:tcPr/>
           <w:p>
             <w:pPr>
-              <w:pStyle w:val="Compact"/>
               <w:jc w:val="left"/>
             </w:pPr>
             <w:r>
@@ -1208,7 +1138,6 @@
           <w:tcPr/>
           <w:p>
             <w:pPr>
-              <w:pStyle w:val="Compact"/>
               <w:jc w:val="left"/>
             </w:pPr>
             <w:r>
@@ -1220,7 +1149,6 @@
           <w:tcPr/>
           <w:p>
             <w:pPr>
-              <w:pStyle w:val="Compact"/>
               <w:jc w:val="left"/>
             </w:pPr>
             <w:r>
@@ -1232,7 +1160,6 @@
           <w:tcPr/>
           <w:p>
             <w:pPr>
-              <w:pStyle w:val="Compact"/>
               <w:jc w:val="left"/>
             </w:pPr>
             <w:r>
@@ -1244,7 +1171,6 @@
           <w:tcPr/>
           <w:p>
             <w:pPr>
-              <w:pStyle w:val="Compact"/>
               <w:jc w:val="left"/>
             </w:pPr>
             <w:r>
@@ -1264,7 +1190,6 @@
           <w:tcPr/>
           <w:p>
             <w:pPr>
-              <w:pStyle w:val="Compact"/>
               <w:jc w:val="left"/>
             </w:pPr>
             <w:r>
@@ -1276,7 +1201,6 @@
           <w:tcPr/>
           <w:p>
             <w:pPr>
-              <w:pStyle w:val="Compact"/>
               <w:jc w:val="left"/>
             </w:pPr>
             <w:r>
@@ -1288,7 +1212,6 @@
           <w:tcPr/>
           <w:p>
             <w:pPr>
-              <w:pStyle w:val="Compact"/>
               <w:jc w:val="left"/>
             </w:pPr>
             <w:r>
@@ -1300,7 +1223,6 @@
           <w:tcPr/>
           <w:p>
             <w:pPr>
-              <w:pStyle w:val="Compact"/>
               <w:jc w:val="left"/>
             </w:pPr>
             <w:r>
@@ -1320,7 +1242,6 @@
           <w:tcPr/>
           <w:p>
             <w:pPr>
-              <w:pStyle w:val="Compact"/>
               <w:jc w:val="left"/>
             </w:pPr>
             <w:r>
@@ -1332,7 +1253,6 @@
           <w:tcPr/>
           <w:p>
             <w:pPr>
-              <w:pStyle w:val="Compact"/>
               <w:jc w:val="left"/>
             </w:pPr>
             <w:r>
@@ -1344,7 +1264,6 @@
           <w:tcPr/>
           <w:p>
             <w:pPr>
-              <w:pStyle w:val="Compact"/>
               <w:jc w:val="left"/>
             </w:pPr>
             <w:r>
@@ -1356,7 +1275,6 @@
           <w:tcPr/>
           <w:p>
             <w:pPr>
-              <w:pStyle w:val="Compact"/>
               <w:jc w:val="left"/>
             </w:pPr>
             <w:r>
@@ -1367,9 +1285,7 @@
       </w:tr>
     </w:tbl>
     <w:p>
-      <w:pPr>
-        <w:pStyle w:val="BodyText"/>
-      </w:pPr>
+      <w:pPr/>
       <w:r>
         <w:t xml:space="preserve">This identification is speculative but structurally consistent. Knot</w:t>
       </w:r>
@@ -1405,9 +1321,7 @@
       </w:r>
     </w:p>
     <w:p>
-      <w:pPr>
-        <w:pStyle w:val="BodyText"/>
-      </w:pPr>
+      <w:pPr/>
       <w:r>
         <w:rPr>
           <w:iCs/>
@@ -1419,9 +1333,7 @@
       </w:r>
     </w:p>
     <w:p>
-      <w:pPr>
-        <w:pStyle w:val="BodyText"/>
-      </w:pPr>
+      <w:pPr/>
       <w:r>
         <w:t xml:space="preserve">Quark confinement — the fact that quarks are never observed in</w:t>
       </w:r>
@@ -1451,9 +1363,7 @@
       </w:r>
     </w:p>
     <w:p>
-      <w:pPr>
-        <w:pStyle w:val="BodyText"/>
-      </w:pPr>
+      <w:pPr/>
       <w:r>
         <w:t xml:space="preserve">The rope model provides an immediate physical explanation. A quark is a</w:t>
       </w:r>
@@ -1483,9 +1393,7 @@
       </w:r>
     </w:p>
     <w:p>
-      <w:pPr>
-        <w:pStyle w:val="BodyText"/>
-      </w:pPr>
+      <w:pPr/>
       <w:r>
         <w:t xml:space="preserve">Attempting to separate a quark from its partners is like trying to untie</w:t>
       </w:r>
@@ -1509,9 +1417,7 @@
       </w:r>
     </w:p>
     <w:p>
-      <w:pPr>
-        <w:pStyle w:val="BodyText"/>
-      </w:pPr>
+      <w:pPr/>
       <w:r>
         <w:t xml:space="preserve">When enough energy is supplied to stretch the rope bundle far enough,</w:t>
       </w:r>
@@ -1553,9 +1459,7 @@
       </w:r>
     </w:p>
     <w:p>
-      <w:pPr>
-        <w:pStyle w:val="BodyText"/>
-      </w:pPr>
+      <w:pPr/>
       <w:r>
         <w:rPr>
           <w:iCs/>
@@ -1567,9 +1471,7 @@
       </w:r>
     </w:p>
     <w:p>
-      <w:pPr>
-        <w:pStyle w:val="BodyText"/>
-      </w:pPr>
+      <w:pPr/>
       <w:r>
         <w:t xml:space="preserve">In QCD, the force between quarks does not fall as 1/r² like</w:t>
       </w:r>
@@ -1623,17 +1525,13 @@
       </w:r>
     </w:p>
     <w:p>
-      <w:pPr>
-        <w:pStyle w:val="BodyText"/>
-      </w:pPr>
+      <w:pPr/>
       <w:r>
         <w:t xml:space="preserve">k ≈ 1 GeV/fm ≈ 1.6 × 10⁵ N (1)</w:t>
       </w:r>
     </w:p>
     <w:p>
-      <w:pPr>
-        <w:pStyle w:val="BodyText"/>
-      </w:pPr>
+      <w:pPr/>
       <w:r>
         <w:t xml:space="preserve">This is the QCD string tension. The energy stored in the string at</w:t>
       </w:r>
@@ -1645,17 +1543,13 @@
       </w:r>
     </w:p>
     <w:p>
-      <w:pPr>
-        <w:pStyle w:val="BodyText"/>
-      </w:pPr>
+      <w:pPr/>
       <w:r>
         <w:t xml:space="preserve">E_string(r) = k × r (2)</w:t>
       </w:r>
     </w:p>
     <w:p>
-      <w:pPr>
-        <w:pStyle w:val="BodyText"/>
-      </w:pPr>
+      <w:pPr/>
       <w:r>
         <w:t xml:space="preserve">In rope language: the rope bundle between two sub-knots behaves exactly</w:t>
       </w:r>
@@ -1701,7 +1595,6 @@
           <w:tcPr/>
           <w:p>
             <w:pPr>
-              <w:pStyle w:val="Compact"/>
               <w:jc w:val="left"/>
             </w:pPr>
             <w:r>
@@ -1731,7 +1624,6 @@
           <w:tcPr/>
           <w:p>
             <w:pPr>
-              <w:pStyle w:val="Compact"/>
               <w:jc w:val="left"/>
             </w:pPr>
             <w:r>
@@ -1775,7 +1667,6 @@
           <w:tcPr/>
           <w:p>
             <w:pPr>
-              <w:pStyle w:val="Compact"/>
               <w:jc w:val="left"/>
             </w:pPr>
             <w:r>
@@ -1805,7 +1696,6 @@
           <w:tcPr/>
           <w:p>
             <w:pPr>
-              <w:pStyle w:val="Compact"/>
               <w:jc w:val="left"/>
             </w:pPr>
             <w:r>
@@ -1823,7 +1713,6 @@
           <w:tcPr/>
           <w:p>
             <w:pPr>
-              <w:pStyle w:val="Compact"/>
               <w:jc w:val="left"/>
             </w:pPr>
             <w:r>
@@ -1835,7 +1724,6 @@
           <w:tcPr/>
           <w:p>
             <w:pPr>
-              <w:pStyle w:val="Compact"/>
               <w:jc w:val="left"/>
             </w:pPr>
             <w:r>
@@ -1847,7 +1735,6 @@
           <w:tcPr/>
           <w:p>
             <w:pPr>
-              <w:pStyle w:val="Compact"/>
               <w:jc w:val="left"/>
             </w:pPr>
             <w:r>
@@ -1865,7 +1752,6 @@
           <w:tcPr/>
           <w:p>
             <w:pPr>
-              <w:pStyle w:val="Compact"/>
               <w:jc w:val="left"/>
             </w:pPr>
             <w:r>
@@ -1885,7 +1771,6 @@
           <w:tcPr/>
           <w:p>
             <w:pPr>
-              <w:pStyle w:val="Compact"/>
               <w:jc w:val="left"/>
             </w:pPr>
             <w:r>
@@ -1897,7 +1782,6 @@
           <w:tcPr/>
           <w:p>
             <w:pPr>
-              <w:pStyle w:val="Compact"/>
               <w:jc w:val="left"/>
             </w:pPr>
             <w:r>
@@ -1909,7 +1793,6 @@
           <w:tcPr/>
           <w:p>
             <w:pPr>
-              <w:pStyle w:val="Compact"/>
               <w:jc w:val="left"/>
             </w:pPr>
             <w:r>
@@ -1933,7 +1816,6 @@
           <w:tcPr/>
           <w:p>
             <w:pPr>
-              <w:pStyle w:val="Compact"/>
               <w:jc w:val="left"/>
             </w:pPr>
             <w:r>
@@ -1953,7 +1835,6 @@
           <w:tcPr/>
           <w:p>
             <w:pPr>
-              <w:pStyle w:val="Compact"/>
               <w:jc w:val="left"/>
             </w:pPr>
             <w:r>
@@ -1965,7 +1846,6 @@
           <w:tcPr/>
           <w:p>
             <w:pPr>
-              <w:pStyle w:val="Compact"/>
               <w:jc w:val="left"/>
             </w:pPr>
             <w:r>
@@ -1983,7 +1863,6 @@
           <w:tcPr/>
           <w:p>
             <w:pPr>
-              <w:pStyle w:val="Compact"/>
               <w:jc w:val="left"/>
             </w:pPr>
             <w:r>
@@ -1995,7 +1874,6 @@
           <w:tcPr/>
           <w:p>
             <w:pPr>
-              <w:pStyle w:val="Compact"/>
               <w:jc w:val="left"/>
             </w:pPr>
             <w:r>
@@ -2015,7 +1893,6 @@
           <w:tcPr/>
           <w:p>
             <w:pPr>
-              <w:pStyle w:val="Compact"/>
               <w:jc w:val="left"/>
             </w:pPr>
             <w:r>
@@ -2027,7 +1904,6 @@
           <w:tcPr/>
           <w:p>
             <w:pPr>
-              <w:pStyle w:val="Compact"/>
               <w:jc w:val="left"/>
             </w:pPr>
             <w:r>
@@ -2039,7 +1915,6 @@
           <w:tcPr/>
           <w:p>
             <w:pPr>
-              <w:pStyle w:val="Compact"/>
               <w:jc w:val="left"/>
             </w:pPr>
             <w:r>
@@ -2057,7 +1932,6 @@
           <w:tcPr/>
           <w:p>
             <w:pPr>
-              <w:pStyle w:val="Compact"/>
               <w:jc w:val="left"/>
             </w:pPr>
             <w:r>
@@ -2074,9 +1948,7 @@
       </w:tr>
     </w:tbl>
     <w:p>
-      <w:pPr>
-        <w:pStyle w:val="BodyText"/>
-      </w:pPr>
+      <w:pPr/>
       <w:r>
         <w:t xml:space="preserve">The transition from short-range (asymptotic freedom, quarks nearly free)</w:t>
       </w:r>
@@ -2118,9 +1990,7 @@
       </w:r>
     </w:p>
     <w:p>
-      <w:pPr>
-        <w:pStyle w:val="BodyText"/>
-      </w:pPr>
+      <w:pPr/>
       <w:r>
         <w:rPr>
           <w:bCs/>
@@ -2130,9 +2000,7 @@
       </w:r>
     </w:p>
     <w:p>
-      <w:pPr>
-        <w:pStyle w:val="BodyText"/>
-      </w:pPr>
+      <w:pPr/>
       <w:r>
         <w:rPr>
           <w:iCs/>
@@ -2144,9 +2012,7 @@
       </w:r>
     </w:p>
     <w:p>
-      <w:pPr>
-        <w:pStyle w:val="BodyText"/>
-      </w:pPr>
+      <w:pPr/>
       <w:r>
         <w:t xml:space="preserve">A rope bundle is a concentration of many ropes in a small region. The</w:t>
       </w:r>
@@ -2176,9 +2042,7 @@
       </w:r>
     </w:p>
     <w:p>
-      <w:pPr>
-        <w:pStyle w:val="BodyText"/>
-      </w:pPr>
+      <w:pPr/>
       <w:r>
         <w:t xml:space="preserve">At nuclear scales (10⁻¹⁵ m), the same rope bundles are 10⁵ times smaller</w:t>
       </w:r>
@@ -2208,9 +2072,7 @@
       </w:r>
     </w:p>
     <w:p>
-      <w:pPr>
-        <w:pStyle w:val="BodyText"/>
-      </w:pPr>
+      <w:pPr/>
       <w:r>
         <w:t xml:space="preserve">The key properties of the strong force all follow from rope bundle</w:t>
       </w:r>
@@ -2315,9 +2177,7 @@
       </w:r>
     </w:p>
     <w:p>
-      <w:pPr>
-        <w:pStyle w:val="FirstParagraph"/>
-      </w:pPr>
+      <w:pPr/>
       <w:r>
         <w:rPr>
           <w:iCs/>
@@ -2329,9 +2189,7 @@
       </w:r>
     </w:p>
     <w:p>
-      <w:pPr>
-        <w:pStyle w:val="BodyText"/>
-      </w:pPr>
+      <w:pPr/>
       <w:r>
         <w:t xml:space="preserve">The nuclear potential between two nucleons as a function of separation</w:t>
       </w:r>
@@ -2359,7 +2217,6 @@
           <w:tcPr/>
           <w:p>
             <w:pPr>
-              <w:pStyle w:val="Compact"/>
               <w:jc w:val="left"/>
             </w:pPr>
             <w:r>
@@ -2389,7 +2246,6 @@
           <w:tcPr/>
           <w:p>
             <w:pPr>
-              <w:pStyle w:val="Compact"/>
               <w:jc w:val="left"/>
             </w:pPr>
             <w:r>
@@ -2419,7 +2275,6 @@
           <w:tcPr/>
           <w:p>
             <w:pPr>
-              <w:pStyle w:val="Compact"/>
               <w:jc w:val="left"/>
             </w:pPr>
             <w:r>
@@ -2449,7 +2304,6 @@
           <w:tcPr/>
           <w:p>
             <w:pPr>
-              <w:pStyle w:val="Compact"/>
               <w:jc w:val="left"/>
             </w:pPr>
             <w:r>
@@ -2467,7 +2321,6 @@
           <w:tcPr/>
           <w:p>
             <w:pPr>
-              <w:pStyle w:val="Compact"/>
               <w:jc w:val="left"/>
             </w:pPr>
             <w:r>
@@ -2479,7 +2332,6 @@
           <w:tcPr/>
           <w:p>
             <w:pPr>
-              <w:pStyle w:val="Compact"/>
               <w:jc w:val="left"/>
             </w:pPr>
             <w:r>
@@ -2497,7 +2349,6 @@
           <w:tcPr/>
           <w:p>
             <w:pPr>
-              <w:pStyle w:val="Compact"/>
               <w:jc w:val="left"/>
             </w:pPr>
             <w:r>
@@ -2515,7 +2366,6 @@
           <w:tcPr/>
           <w:p>
             <w:pPr>
-              <w:pStyle w:val="Compact"/>
               <w:jc w:val="left"/>
             </w:pPr>
             <w:r>
@@ -2535,7 +2385,6 @@
           <w:tcPr/>
           <w:p>
             <w:pPr>
-              <w:pStyle w:val="Compact"/>
               <w:jc w:val="left"/>
             </w:pPr>
             <w:r>
@@ -2547,7 +2396,6 @@
           <w:tcPr/>
           <w:p>
             <w:pPr>
-              <w:pStyle w:val="Compact"/>
               <w:jc w:val="left"/>
             </w:pPr>
             <w:r>
@@ -2565,7 +2413,6 @@
           <w:tcPr/>
           <w:p>
             <w:pPr>
-              <w:pStyle w:val="Compact"/>
               <w:jc w:val="left"/>
             </w:pPr>
             <w:r>
@@ -2577,7 +2424,6 @@
           <w:tcPr/>
           <w:p>
             <w:pPr>
-              <w:pStyle w:val="Compact"/>
               <w:jc w:val="left"/>
             </w:pPr>
             <w:r>
@@ -2597,7 +2443,6 @@
           <w:tcPr/>
           <w:p>
             <w:pPr>
-              <w:pStyle w:val="Compact"/>
               <w:jc w:val="left"/>
             </w:pPr>
             <w:r>
@@ -2609,7 +2454,6 @@
           <w:tcPr/>
           <w:p>
             <w:pPr>
-              <w:pStyle w:val="Compact"/>
               <w:jc w:val="left"/>
             </w:pPr>
             <w:r>
@@ -2627,7 +2471,6 @@
           <w:tcPr/>
           <w:p>
             <w:pPr>
-              <w:pStyle w:val="Compact"/>
               <w:jc w:val="left"/>
             </w:pPr>
             <w:r>
@@ -2645,7 +2488,6 @@
           <w:tcPr/>
           <w:p>
             <w:pPr>
-              <w:pStyle w:val="Compact"/>
               <w:jc w:val="left"/>
             </w:pPr>
             <w:r>
@@ -2665,7 +2507,6 @@
           <w:tcPr/>
           <w:p>
             <w:pPr>
-              <w:pStyle w:val="Compact"/>
               <w:jc w:val="left"/>
             </w:pPr>
             <w:r>
@@ -2677,7 +2518,6 @@
           <w:tcPr/>
           <w:p>
             <w:pPr>
-              <w:pStyle w:val="Compact"/>
               <w:jc w:val="left"/>
             </w:pPr>
             <w:r>
@@ -2695,7 +2535,6 @@
           <w:tcPr/>
           <w:p>
             <w:pPr>
-              <w:pStyle w:val="Compact"/>
               <w:jc w:val="left"/>
             </w:pPr>
             <w:r>
@@ -2707,7 +2546,6 @@
           <w:tcPr/>
           <w:p>
             <w:pPr>
-              <w:pStyle w:val="Compact"/>
               <w:jc w:val="left"/>
             </w:pPr>
             <w:r>
@@ -2730,9 +2568,7 @@
       </w:tr>
     </w:tbl>
     <w:p>
-      <w:pPr>
-        <w:pStyle w:val="BodyText"/>
-      </w:pPr>
+      <w:pPr/>
       <w:r>
         <w:t xml:space="preserve">The Yukawa potential V(r) = −g² exp(−r/R) / r (where R ≈ 1.5 fm is the</w:t>
       </w:r>
@@ -2774,9 +2610,7 @@
       </w:r>
     </w:p>
     <w:p>
-      <w:pPr>
-        <w:pStyle w:val="BodyText"/>
-      </w:pPr>
+      <w:pPr/>
       <w:r>
         <w:rPr>
           <w:bCs/>
@@ -2786,9 +2620,7 @@
       </w:r>
     </w:p>
     <w:p>
-      <w:pPr>
-        <w:pStyle w:val="BodyText"/>
-      </w:pPr>
+      <w:pPr/>
       <w:r>
         <w:rPr>
           <w:iCs/>
@@ -2800,9 +2632,7 @@
       </w:r>
     </w:p>
     <w:p>
-      <w:pPr>
-        <w:pStyle w:val="BodyText"/>
-      </w:pPr>
+      <w:pPr/>
       <w:r>
         <w:t xml:space="preserve">Every nucleus is lighter than the sum of its constituent protons and</w:t>
       </w:r>
@@ -2844,7 +2674,6 @@
           <w:tcPr/>
           <w:p>
             <w:pPr>
-              <w:pStyle w:val="Compact"/>
               <w:jc w:val="left"/>
             </w:pPr>
             <w:r>
@@ -2860,7 +2689,6 @@
           <w:tcPr/>
           <w:p>
             <w:pPr>
-              <w:pStyle w:val="Compact"/>
               <w:jc w:val="left"/>
             </w:pPr>
             <w:r>
@@ -2876,7 +2704,6 @@
           <w:tcPr/>
           <w:p>
             <w:pPr>
-              <w:pStyle w:val="Compact"/>
               <w:jc w:val="left"/>
             </w:pPr>
             <w:r>
@@ -2892,7 +2719,6 @@
           <w:tcPr/>
           <w:p>
             <w:pPr>
-              <w:pStyle w:val="Compact"/>
               <w:jc w:val="left"/>
             </w:pPr>
             <w:r>
@@ -2922,7 +2748,6 @@
           <w:tcPr/>
           <w:p>
             <w:pPr>
-              <w:pStyle w:val="Compact"/>
               <w:jc w:val="left"/>
             </w:pPr>
             <w:r>
@@ -2952,7 +2777,6 @@
           <w:tcPr/>
           <w:p>
             <w:pPr>
-              <w:pStyle w:val="Compact"/>
               <w:jc w:val="left"/>
             </w:pPr>
             <w:r>
@@ -2984,7 +2808,6 @@
           <w:tcPr/>
           <w:p>
             <w:pPr>
-              <w:pStyle w:val="Compact"/>
               <w:jc w:val="left"/>
             </w:pPr>
             <w:r>
@@ -3002,7 +2825,6 @@
           <w:tcPr/>
           <w:p>
             <w:pPr>
-              <w:pStyle w:val="Compact"/>
               <w:jc w:val="left"/>
             </w:pPr>
             <w:r>
@@ -3014,7 +2836,6 @@
           <w:tcPr/>
           <w:p>
             <w:pPr>
-              <w:pStyle w:val="Compact"/>
               <w:jc w:val="left"/>
             </w:pPr>
             <w:r>
@@ -3026,7 +2847,6 @@
           <w:tcPr/>
           <w:p>
             <w:pPr>
-              <w:pStyle w:val="Compact"/>
               <w:jc w:val="left"/>
             </w:pPr>
             <w:r>
@@ -3038,7 +2858,6 @@
           <w:tcPr/>
           <w:p>
             <w:pPr>
-              <w:pStyle w:val="Compact"/>
               <w:jc w:val="left"/>
             </w:pPr>
             <w:r>
@@ -3050,7 +2869,6 @@
           <w:tcPr/>
           <w:p>
             <w:pPr>
-              <w:pStyle w:val="Compact"/>
               <w:jc w:val="left"/>
             </w:pPr>
             <w:r>
@@ -3082,7 +2900,6 @@
           <w:tcPr/>
           <w:p>
             <w:pPr>
-              <w:pStyle w:val="Compact"/>
               <w:jc w:val="left"/>
             </w:pPr>
             <w:r>
@@ -3100,7 +2917,6 @@
           <w:tcPr/>
           <w:p>
             <w:pPr>
-              <w:pStyle w:val="Compact"/>
               <w:jc w:val="left"/>
             </w:pPr>
             <w:r>
@@ -3112,7 +2928,6 @@
           <w:tcPr/>
           <w:p>
             <w:pPr>
-              <w:pStyle w:val="Compact"/>
               <w:jc w:val="left"/>
             </w:pPr>
             <w:r>
@@ -3124,7 +2939,6 @@
           <w:tcPr/>
           <w:p>
             <w:pPr>
-              <w:pStyle w:val="Compact"/>
               <w:jc w:val="left"/>
             </w:pPr>
             <w:r>
@@ -3136,7 +2950,6 @@
           <w:tcPr/>
           <w:p>
             <w:pPr>
-              <w:pStyle w:val="Compact"/>
               <w:jc w:val="left"/>
             </w:pPr>
             <w:r>
@@ -3148,7 +2961,6 @@
           <w:tcPr/>
           <w:p>
             <w:pPr>
-              <w:pStyle w:val="Compact"/>
               <w:jc w:val="left"/>
             </w:pPr>
             <w:r>
@@ -3180,7 +2992,6 @@
           <w:tcPr/>
           <w:p>
             <w:pPr>
-              <w:pStyle w:val="Compact"/>
               <w:jc w:val="left"/>
             </w:pPr>
             <w:r>
@@ -3198,7 +3009,6 @@
           <w:tcPr/>
           <w:p>
             <w:pPr>
-              <w:pStyle w:val="Compact"/>
               <w:jc w:val="left"/>
             </w:pPr>
             <w:r>
@@ -3210,7 +3020,6 @@
           <w:tcPr/>
           <w:p>
             <w:pPr>
-              <w:pStyle w:val="Compact"/>
               <w:jc w:val="left"/>
             </w:pPr>
             <w:r>
@@ -3222,7 +3031,6 @@
           <w:tcPr/>
           <w:p>
             <w:pPr>
-              <w:pStyle w:val="Compact"/>
               <w:jc w:val="left"/>
             </w:pPr>
             <w:r>
@@ -3234,7 +3042,6 @@
           <w:tcPr/>
           <w:p>
             <w:pPr>
-              <w:pStyle w:val="Compact"/>
               <w:jc w:val="left"/>
             </w:pPr>
             <w:r>
@@ -3246,7 +3053,6 @@
           <w:tcPr/>
           <w:p>
             <w:pPr>
-              <w:pStyle w:val="Compact"/>
               <w:jc w:val="left"/>
             </w:pPr>
             <w:r>
@@ -3278,7 +3084,6 @@
           <w:tcPr/>
           <w:p>
             <w:pPr>
-              <w:pStyle w:val="Compact"/>
               <w:jc w:val="left"/>
             </w:pPr>
             <w:r>
@@ -3296,7 +3101,6 @@
           <w:tcPr/>
           <w:p>
             <w:pPr>
-              <w:pStyle w:val="Compact"/>
               <w:jc w:val="left"/>
             </w:pPr>
             <w:r>
@@ -3308,7 +3112,6 @@
           <w:tcPr/>
           <w:p>
             <w:pPr>
-              <w:pStyle w:val="Compact"/>
               <w:jc w:val="left"/>
             </w:pPr>
             <w:r>
@@ -3320,7 +3123,6 @@
           <w:tcPr/>
           <w:p>
             <w:pPr>
-              <w:pStyle w:val="Compact"/>
               <w:jc w:val="left"/>
             </w:pPr>
             <w:r>
@@ -3332,7 +3134,6 @@
           <w:tcPr/>
           <w:p>
             <w:pPr>
-              <w:pStyle w:val="Compact"/>
               <w:jc w:val="left"/>
             </w:pPr>
             <w:r>
@@ -3344,7 +3145,6 @@
           <w:tcPr/>
           <w:p>
             <w:pPr>
-              <w:pStyle w:val="Compact"/>
               <w:jc w:val="left"/>
             </w:pPr>
             <w:r>
@@ -3382,7 +3182,6 @@
           <w:tcPr/>
           <w:p>
             <w:pPr>
-              <w:pStyle w:val="Compact"/>
               <w:jc w:val="left"/>
             </w:pPr>
             <w:r>
@@ -3400,7 +3199,6 @@
           <w:tcPr/>
           <w:p>
             <w:pPr>
-              <w:pStyle w:val="Compact"/>
               <w:jc w:val="left"/>
             </w:pPr>
             <w:r>
@@ -3412,7 +3210,6 @@
           <w:tcPr/>
           <w:p>
             <w:pPr>
-              <w:pStyle w:val="Compact"/>
               <w:jc w:val="left"/>
             </w:pPr>
             <w:r>
@@ -3424,7 +3221,6 @@
           <w:tcPr/>
           <w:p>
             <w:pPr>
-              <w:pStyle w:val="Compact"/>
               <w:jc w:val="left"/>
             </w:pPr>
             <w:r>
@@ -3436,7 +3232,6 @@
           <w:tcPr/>
           <w:p>
             <w:pPr>
-              <w:pStyle w:val="Compact"/>
               <w:jc w:val="left"/>
             </w:pPr>
             <w:r>
@@ -3448,7 +3243,6 @@
           <w:tcPr/>
           <w:p>
             <w:pPr>
-              <w:pStyle w:val="Compact"/>
               <w:jc w:val="left"/>
             </w:pPr>
             <w:r>
@@ -3477,9 +3271,7 @@
       </w:tr>
     </w:tbl>
     <w:p>
-      <w:pPr>
-        <w:pStyle w:val="BodyText"/>
-      </w:pPr>
+      <w:pPr/>
       <w:r>
         <w:rPr>
           <w:iCs/>
@@ -3491,9 +3283,7 @@
       </w:r>
     </w:p>
     <w:p>
-      <w:pPr>
-        <w:pStyle w:val="BodyText"/>
-      </w:pPr>
+      <w:pPr/>
       <w:r>
         <w:t xml:space="preserve">In the chemistry paper, covalent bond energy was identified as the</w:t>
       </w:r>
@@ -3517,9 +3307,7 @@
       </w:r>
     </w:p>
     <w:p>
-      <w:pPr>
-        <w:pStyle w:val="BodyText"/>
-      </w:pPr>
+      <w:pPr/>
       <w:r>
         <w:t xml:space="preserve">The mechanism is the same: when two nucleon knot configurations come</w:t>
       </w:r>
@@ -3549,9 +3337,7 @@
       </w:r>
     </w:p>
     <w:p>
-      <w:pPr>
-        <w:pStyle w:val="BodyText"/>
-      </w:pPr>
+      <w:pPr/>
       <w:r>
         <w:t xml:space="preserve">The binding energy per nucleon curve — rising from hydrogen to iron,</w:t>
       </w:r>
@@ -3644,9 +3430,7 @@
       </w:r>
     </w:p>
     <w:p>
-      <w:pPr>
-        <w:pStyle w:val="FirstParagraph"/>
-      </w:pPr>
+      <w:pPr/>
       <w:r>
         <w:t xml:space="preserve">Helium-4 is an especially interesting case. Its binding energy per</w:t>
       </w:r>
@@ -3688,9 +3472,7 @@
       </w:r>
     </w:p>
     <w:p>
-      <w:pPr>
-        <w:pStyle w:val="BodyText"/>
-      </w:pPr>
+      <w:pPr/>
       <w:r>
         <w:rPr>
           <w:bCs/>
@@ -3700,9 +3482,7 @@
       </w:r>
     </w:p>
     <w:p>
-      <w:pPr>
-        <w:pStyle w:val="BodyText"/>
-      </w:pPr>
+      <w:pPr/>
       <w:r>
         <w:rPr>
           <w:iCs/>
@@ -3714,9 +3494,7 @@
       </w:r>
     </w:p>
     <w:p>
-      <w:pPr>
-        <w:pStyle w:val="BodyText"/>
-      </w:pPr>
+      <w:pPr/>
       <w:r>
         <w:t xml:space="preserve">Gamma decay is the simplest to explain in rope language because it is</w:t>
       </w:r>
@@ -3734,9 +3512,7 @@
       </w:r>
     </w:p>
     <w:p>
-      <w:pPr>
-        <w:pStyle w:val="BodyText"/>
-      </w:pPr>
+      <w:pPr/>
       <w:r>
         <w:t xml:space="preserve">After alpha or beta decay, the daughter nucleus is often left in an</w:t>
       </w:r>
@@ -3766,17 +3542,13 @@
       </w:r>
     </w:p>
     <w:p>
-      <w:pPr>
-        <w:pStyle w:val="BodyText"/>
-      </w:pPr>
+      <w:pPr/>
       <w:r>
         <w:t xml:space="preserve">E_γ = E_excited − E_ground [MeV] (3)</w:t>
       </w:r>
     </w:p>
     <w:p>
-      <w:pPr>
-        <w:pStyle w:val="BodyText"/>
-      </w:pPr>
+      <w:pPr/>
       <w:r>
         <w:t xml:space="preserve">This is exactly the same formula as for atomic photon emission (E = hν,</w:t>
       </w:r>
@@ -3806,9 +3578,7 @@
       </w:r>
     </w:p>
     <w:p>
-      <w:pPr>
-        <w:pStyle w:val="BodyText"/>
-      </w:pPr>
+      <w:pPr/>
       <w:r>
         <w:t xml:space="preserve">Gamma decay is the cleanest nuclear result in rope language: no new</w:t>
       </w:r>
@@ -3826,9 +3596,7 @@
       </w:r>
     </w:p>
     <w:p>
-      <w:pPr>
-        <w:pStyle w:val="BodyText"/>
-      </w:pPr>
+      <w:pPr/>
       <w:r>
         <w:rPr>
           <w:iCs/>
@@ -3840,9 +3608,7 @@
       </w:r>
     </w:p>
     <w:p>
-      <w:pPr>
-        <w:pStyle w:val="BodyText"/>
-      </w:pPr>
+      <w:pPr/>
       <w:r>
         <w:t xml:space="preserve">Alpha decay (emission of a helium-4 nucleus) occurs even when the alpha</w:t>
       </w:r>
@@ -3878,9 +3644,7 @@
       </w:r>
     </w:p>
     <w:p>
-      <w:pPr>
-        <w:pStyle w:val="BodyText"/>
-      </w:pPr>
+      <w:pPr/>
       <w:r>
         <w:t xml:space="preserve">Yet alpha decay occurs. The explanation is quantum tunnelling — and in</w:t>
       </w:r>
@@ -3898,9 +3662,7 @@
       </w:r>
     </w:p>
     <w:p>
-      <w:pPr>
-        <w:pStyle w:val="BodyText"/>
-      </w:pPr>
+      <w:pPr/>
       <w:r>
         <w:t xml:space="preserve">The pilot wave (rope wave) guiding the He-4 sub-knot configuration</w:t>
       </w:r>
@@ -3936,25 +3698,19 @@
       </w:r>
     </w:p>
     <w:p>
-      <w:pPr>
-        <w:pStyle w:val="BodyText"/>
-      </w:pPr>
+      <w:pPr/>
       <w:r>
         <w:t xml:space="preserve">The tunnelling probability:</w:t>
       </w:r>
     </w:p>
     <w:p>
-      <w:pPr>
-        <w:pStyle w:val="BodyText"/>
-      </w:pPr>
+      <w:pPr/>
       <w:r>
         <w:t xml:space="preserve">P_tunnel = exp(−2 ∫ √[2m(V(r)−E)/ℏ²] dr) (4)</w:t>
       </w:r>
     </w:p>
     <w:p>
-      <w:pPr>
-        <w:pStyle w:val="BodyText"/>
-      </w:pPr>
+      <w:pPr/>
       <w:r>
         <w:t xml:space="preserve">where the integral is over the classically forbidden region. This gives</w:t>
       </w:r>
@@ -3984,9 +3740,7 @@
       </w:r>
     </w:p>
     <w:p>
-      <w:pPr>
-        <w:pStyle w:val="BodyText"/>
-      </w:pPr>
+      <w:pPr/>
       <w:r>
         <w:t xml:space="preserve">In rope language: wider or taller Coulomb barriers (higher nuclear</w:t>
       </w:r>
@@ -4010,9 +3764,7 @@
       </w:r>
     </w:p>
     <w:p>
-      <w:pPr>
-        <w:pStyle w:val="BodyText"/>
-      </w:pPr>
+      <w:pPr/>
       <w:r>
         <w:rPr>
           <w:iCs/>
@@ -4024,9 +3776,7 @@
       </w:r>
     </w:p>
     <w:p>
-      <w:pPr>
-        <w:pStyle w:val="BodyText"/>
-      </w:pPr>
+      <w:pPr/>
       <w:r>
         <w:t xml:space="preserve">Beta decay (n → p + e⁻ + ν̅_e) is the most complex decay in rope</w:t>
       </w:r>
@@ -4044,9 +3794,7 @@
       </w:r>
     </w:p>
     <w:p>
-      <w:pPr>
-        <w:pStyle w:val="BodyText"/>
-      </w:pPr>
+      <w:pPr/>
       <w:r>
         <w:t xml:space="preserve">The rope account of the topological change:</w:t>
       </w:r>
@@ -4097,9 +3845,7 @@
       </w:r>
     </w:p>
     <w:p>
-      <w:pPr>
-        <w:pStyle w:val="FirstParagraph"/>
-      </w:pPr>
+      <w:pPr/>
       <w:r>
         <w:t xml:space="preserve">The driving force: a free neutron’s n = 0 rope knot configuration is not</w:t>
       </w:r>
@@ -4129,9 +3875,7 @@
       </w:r>
     </w:p>
     <w:p>
-      <w:pPr>
-        <w:pStyle w:val="BodyText"/>
-      </w:pPr>
+      <w:pPr/>
       <w:r>
         <w:t xml:space="preserve">Inside a nucleus: the neutron knot is stabilised by rope bundle contacts</w:t>
       </w:r>
@@ -4155,9 +3899,7 @@
       </w:r>
     </w:p>
     <w:p>
-      <w:pPr>
-        <w:pStyle w:val="BodyText"/>
-      </w:pPr>
+      <w:pPr/>
       <w:r>
         <w:t xml:space="preserve">The antineutrino is the hardest part. Standard model: it carries spin ½</w:t>
       </w:r>
@@ -4199,9 +3941,7 @@
       </w:r>
     </w:p>
     <w:p>
-      <w:pPr>
-        <w:pStyle w:val="BodyText"/>
-      </w:pPr>
+      <w:pPr/>
       <w:r>
         <w:rPr>
           <w:bCs/>
@@ -4211,9 +3951,7 @@
       </w:r>
     </w:p>
     <w:p>
-      <w:pPr>
-        <w:pStyle w:val="BodyText"/>
-      </w:pPr>
+      <w:pPr/>
       <w:r>
         <w:rPr>
           <w:iCs/>
@@ -4225,9 +3963,7 @@
       </w:r>
     </w:p>
     <w:p>
-      <w:pPr>
-        <w:pStyle w:val="BodyText"/>
-      </w:pPr>
+      <w:pPr/>
       <w:r>
         <w:t xml:space="preserve">Fusion releases energy when light nuclei combine into a heavier one with</w:t>
       </w:r>
@@ -4313,25 +4049,19 @@
       </w:r>
     </w:p>
     <w:p>
-      <w:pPr>
-        <w:pStyle w:val="FirstParagraph"/>
-      </w:pPr>
+      <w:pPr/>
       <w:r>
         <w:t xml:space="preserve">For deuterium-deuterium fusion: ²H + ²H → ⁴He + energy:</w:t>
       </w:r>
     </w:p>
     <w:p>
-      <w:pPr>
-        <w:pStyle w:val="BodyText"/>
-      </w:pPr>
+      <w:pPr/>
       <w:r>
         <w:t xml:space="preserve">E_released = BE(⁴He) − 2 × BE(²H) = 28.3 − 2×2.2 = 23.9 MeV (5)</w:t>
       </w:r>
     </w:p>
     <w:p>
-      <w:pPr>
-        <w:pStyle w:val="BodyText"/>
-      </w:pPr>
+      <w:pPr/>
       <w:r>
         <w:t xml:space="preserve">The energy comes from the rope mode reconfiguration when four separate</w:t>
       </w:r>
@@ -4361,9 +4091,7 @@
       </w:r>
     </w:p>
     <w:p>
-      <w:pPr>
-        <w:pStyle w:val="BodyText"/>
-      </w:pPr>
+      <w:pPr/>
       <w:r>
         <w:t xml:space="preserve">The fusion barrier (the Coulomb barrier that must be overcome before</w:t>
       </w:r>
@@ -4417,9 +4145,7 @@
       </w:r>
     </w:p>
     <w:p>
-      <w:pPr>
-        <w:pStyle w:val="BodyText"/>
-      </w:pPr>
+      <w:pPr/>
       <w:r>
         <w:rPr>
           <w:iCs/>
@@ -4431,9 +4157,7 @@
       </w:r>
     </w:p>
     <w:p>
-      <w:pPr>
-        <w:pStyle w:val="BodyText"/>
-      </w:pPr>
+      <w:pPr/>
       <w:r>
         <w:t xml:space="preserve">Fission releases energy when a heavy nucleus splits into lighter</w:t>
       </w:r>
@@ -4451,17 +4175,13 @@
       </w:r>
     </w:p>
     <w:p>
-      <w:pPr>
-        <w:pStyle w:val="BodyText"/>
-      </w:pPr>
+      <w:pPr/>
       <w:r>
         <w:t xml:space="preserve">E_released ≈ 200 MeV per fission (vs 23.9 MeV per D-D fusion) (6)</w:t>
       </w:r>
     </w:p>
     <w:p>
-      <w:pPr>
-        <w:pStyle w:val="BodyText"/>
-      </w:pPr>
+      <w:pPr/>
       <w:r>
         <w:t xml:space="preserve">In rope language: the uranium-235 rope knot configuration is marginally</w:t>
       </w:r>
@@ -4497,9 +4217,7 @@
       </w:r>
     </w:p>
     <w:p>
-      <w:pPr>
-        <w:pStyle w:val="BodyText"/>
-      </w:pPr>
+      <w:pPr/>
       <w:r>
         <w:t xml:space="preserve">The daughters have higher binding energy per nucleon than uranium</w:t>
       </w:r>
@@ -4529,9 +4247,7 @@
       </w:r>
     </w:p>
     <w:p>
-      <w:pPr>
-        <w:pStyle w:val="BodyText"/>
-      </w:pPr>
+      <w:pPr/>
       <w:r>
         <w:rPr>
           <w:bCs/>
@@ -4541,9 +4257,7 @@
       </w:r>
     </w:p>
     <w:p>
-      <w:pPr>
-        <w:pStyle w:val="BodyText"/>
-      </w:pPr>
+      <w:pPr/>
       <w:r>
         <w:rPr>
           <w:iCs/>
@@ -4555,9 +4269,7 @@
       </w:r>
     </w:p>
     <w:p>
-      <w:pPr>
-        <w:pStyle w:val="BodyText"/>
-      </w:pPr>
+      <w:pPr/>
       <w:r>
         <w:t xml:space="preserve">The neutron is electrically neutral (net strand tension imbalance T₁ −</w:t>
       </w:r>
@@ -4587,9 +4299,7 @@
       </w:r>
     </w:p>
     <w:p>
-      <w:pPr>
-        <w:pStyle w:val="BodyText"/>
-      </w:pPr>
+      <w:pPr/>
       <w:r>
         <w:t xml:space="preserve">This is one of the most striking puzzles in nuclear physics and is</w:t>
       </w:r>
@@ -4607,9 +4317,7 @@
       </w:r>
     </w:p>
     <w:p>
-      <w:pPr>
-        <w:pStyle w:val="BodyText"/>
-      </w:pPr>
+      <w:pPr/>
       <w:r>
         <w:t xml:space="preserve">The neutron’s sub-knot configurations (one +2/3 and two −1/3) each have</w:t>
       </w:r>
@@ -4639,9 +4347,7 @@
       </w:r>
     </w:p>
     <w:p>
-      <w:pPr>
-        <w:pStyle w:val="BodyText"/>
-      </w:pPr>
+      <w:pPr/>
       <w:r>
         <w:t xml:space="preserve">Why negative? The two −1/3 sub-knots outnumber the one +2/3 sub-knot in</w:t>
       </w:r>
@@ -4671,9 +4377,7 @@
       </w:r>
     </w:p>
     <w:p>
-      <w:pPr>
-        <w:pStyle w:val="BodyText"/>
-      </w:pPr>
+      <w:pPr/>
       <w:r>
         <w:rPr>
           <w:iCs/>
@@ -4685,9 +4389,7 @@
       </w:r>
     </w:p>
     <w:p>
-      <w:pPr>
-        <w:pStyle w:val="BodyText"/>
-      </w:pPr>
+      <w:pPr/>
       <w:r>
         <w:t xml:space="preserve">A free neutron decays in a mean lifetime of 879 seconds (~14.6</w:t>
       </w:r>
@@ -4705,9 +4407,7 @@
       </w:r>
     </w:p>
     <w:p>
-      <w:pPr>
-        <w:pStyle w:val="BodyText"/>
-      </w:pPr>
+      <w:pPr/>
       <w:r>
         <w:t xml:space="preserve">Rope explanation: the free neutron’s n = 0 rope knot configuration is</w:t>
       </w:r>
@@ -4737,9 +4437,7 @@
       </w:r>
     </w:p>
     <w:p>
-      <w:pPr>
-        <w:pStyle w:val="BodyText"/>
-      </w:pPr>
+      <w:pPr/>
       <w:r>
         <w:t xml:space="preserve">Inside a nucleus: the rope bundle contacts with neighbouring nucleons</w:t>
       </w:r>
@@ -4781,9 +4479,7 @@
       </w:r>
     </w:p>
     <w:p>
-      <w:pPr>
-        <w:pStyle w:val="BodyText"/>
-      </w:pPr>
+      <w:pPr/>
       <w:r>
         <w:rPr>
           <w:bCs/>
@@ -4793,9 +4489,7 @@
       </w:r>
     </w:p>
     <w:p>
-      <w:pPr>
-        <w:pStyle w:val="BodyText"/>
-      </w:pPr>
+      <w:pPr/>
       <w:r>
         <w:rPr>
           <w:iCs/>
@@ -4807,9 +4501,7 @@
       </w:r>
     </w:p>
     <w:p>
-      <w:pPr>
-        <w:pStyle w:val="BodyText"/>
-      </w:pPr>
+      <w:pPr/>
       <w:r>
         <w:t xml:space="preserve">The most important missing result is the derivation of the nuclear force</w:t>
       </w:r>
@@ -4821,17 +4513,13 @@
       </w:r>
     </w:p>
     <w:p>
-      <w:pPr>
-        <w:pStyle w:val="BodyText"/>
-      </w:pPr>
+      <w:pPr/>
       <w:r>
         <w:t xml:space="preserve">V(r) = −g² exp(−r/R) / r (7)</w:t>
       </w:r>
     </w:p>
     <w:p>
-      <w:pPr>
-        <w:pStyle w:val="BodyText"/>
-      </w:pPr>
+      <w:pPr/>
       <w:r>
         <w:t xml:space="preserve">where R ≈ 1.5 fm is the range and g is the coupling constant, arises in</w:t>
       </w:r>
@@ -4879,9 +4567,7 @@
       </w:r>
     </w:p>
     <w:p>
-      <w:pPr>
-        <w:pStyle w:val="BodyText"/>
-      </w:pPr>
+      <w:pPr/>
       <w:r>
         <w:rPr>
           <w:iCs/>
@@ -4893,9 +4579,7 @@
       </w:r>
     </w:p>
     <w:p>
-      <w:pPr>
-        <w:pStyle w:val="BodyText"/>
-      </w:pPr>
+      <w:pPr/>
       <w:r>
         <w:t xml:space="preserve">Nucleons inside a nucleus occupy shells, analogous to electrons in</w:t>
       </w:r>
@@ -4937,9 +4621,7 @@
       </w:r>
     </w:p>
     <w:p>
-      <w:pPr>
-        <w:pStyle w:val="BodyText"/>
-      </w:pPr>
+      <w:pPr/>
       <w:r>
         <w:rPr>
           <w:iCs/>
@@ -4951,9 +4633,7 @@
       </w:r>
     </w:p>
     <w:p>
-      <w:pPr>
-        <w:pStyle w:val="BodyText"/>
-      </w:pPr>
+      <w:pPr/>
       <w:r>
         <w:t xml:space="preserve">Beta decay produces neutrinos (or antineutrinos). Neutrinos have</w:t>
       </w:r>
@@ -4977,9 +4657,7 @@
       </w:r>
     </w:p>
     <w:p>
-      <w:pPr>
-        <w:pStyle w:val="BodyText"/>
-      </w:pPr>
+      <w:pPr/>
       <w:r>
         <w:t xml:space="preserve">Best rope candidate: a chirality-carrying kink with zero net strand</w:t>
       </w:r>
@@ -5021,9 +4699,7 @@
       </w:r>
     </w:p>
     <w:p>
-      <w:pPr>
-        <w:pStyle w:val="BodyText"/>
-      </w:pPr>
+      <w:pPr/>
       <w:r>
         <w:rPr>
           <w:iCs/>
@@ -5035,9 +4711,7 @@
       </w:r>
     </w:p>
     <w:p>
-      <w:pPr>
-        <w:pStyle w:val="BodyText"/>
-      </w:pPr>
+      <w:pPr/>
       <w:r>
         <w:t xml:space="preserve">Beta decay is mediated by the weak force through W and Z bosons. The</w:t>
       </w:r>
@@ -5073,9 +4747,7 @@
       </w:r>
     </w:p>
     <w:p>
-      <w:pPr>
-        <w:pStyle w:val="BodyText"/>
-      </w:pPr>
+      <w:pPr/>
       <w:r>
         <w:t xml:space="preserve">In rope language: the W boson (which mediates beta decay) would be a</w:t>
       </w:r>
@@ -5117,9 +4789,7 @@
       </w:r>
     </w:p>
     <w:p>
-      <w:pPr>
-        <w:pStyle w:val="BodyText"/>
-      </w:pPr>
+      <w:pPr/>
       <w:r>
         <w:rPr>
           <w:iCs/>
@@ -5131,9 +4801,7 @@
       </w:r>
     </w:p>
     <w:p>
-      <w:pPr>
-        <w:pStyle w:val="BodyText"/>
-      </w:pPr>
+      <w:pPr/>
       <w:r>
         <w:t xml:space="preserve">The six quarks have very different masses: u (2.3 MeV), d (4.8 MeV), s</w:t>
       </w:r>
@@ -5181,9 +4849,7 @@
       </w:r>
     </w:p>
     <w:p>
-      <w:pPr>
-        <w:pStyle w:val="BodyText"/>
-      </w:pPr>
+      <w:pPr/>
       <w:r>
         <w:rPr>
           <w:bCs/>
@@ -5208,7 +4874,6 @@
           <w:tcPr/>
           <w:p>
             <w:pPr>
-              <w:pStyle w:val="Compact"/>
               <w:jc w:val="left"/>
             </w:pPr>
             <w:r>
@@ -5224,7 +4889,6 @@
           <w:tcPr/>
           <w:p>
             <w:pPr>
-              <w:pStyle w:val="Compact"/>
               <w:jc w:val="left"/>
             </w:pPr>
             <w:r>
@@ -5240,7 +4904,6 @@
           <w:tcPr/>
           <w:p>
             <w:pPr>
-              <w:pStyle w:val="Compact"/>
               <w:jc w:val="left"/>
             </w:pPr>
             <w:r>
@@ -5258,7 +4921,6 @@
           <w:tcPr/>
           <w:p>
             <w:pPr>
-              <w:pStyle w:val="Compact"/>
               <w:jc w:val="left"/>
             </w:pPr>
             <w:r>
@@ -5270,7 +4932,6 @@
           <w:tcPr/>
           <w:p>
             <w:pPr>
-              <w:pStyle w:val="Compact"/>
               <w:jc w:val="left"/>
             </w:pPr>
             <w:r>
@@ -5288,7 +4949,6 @@
           <w:tcPr/>
           <w:p>
             <w:pPr>
-              <w:pStyle w:val="Compact"/>
               <w:jc w:val="left"/>
             </w:pPr>
             <w:r>
@@ -5314,7 +4974,6 @@
           <w:tcPr/>
           <w:p>
             <w:pPr>
-              <w:pStyle w:val="Compact"/>
               <w:jc w:val="left"/>
             </w:pPr>
             <w:r>
@@ -5326,7 +4985,6 @@
           <w:tcPr/>
           <w:p>
             <w:pPr>
-              <w:pStyle w:val="Compact"/>
               <w:jc w:val="left"/>
             </w:pPr>
             <w:r>
@@ -5350,7 +5008,6 @@
           <w:tcPr/>
           <w:p>
             <w:pPr>
-              <w:pStyle w:val="Compact"/>
               <w:jc w:val="left"/>
             </w:pPr>
             <w:r>
@@ -5376,7 +5033,6 @@
           <w:tcPr/>
           <w:p>
             <w:pPr>
-              <w:pStyle w:val="Compact"/>
               <w:jc w:val="left"/>
             </w:pPr>
             <w:r>
@@ -5388,7 +5044,6 @@
           <w:tcPr/>
           <w:p>
             <w:pPr>
-              <w:pStyle w:val="Compact"/>
               <w:jc w:val="left"/>
             </w:pPr>
             <w:r>
@@ -5412,7 +5067,6 @@
           <w:tcPr/>
           <w:p>
             <w:pPr>
-              <w:pStyle w:val="Compact"/>
               <w:jc w:val="left"/>
             </w:pPr>
             <w:r>
@@ -5438,7 +5092,6 @@
           <w:tcPr/>
           <w:p>
             <w:pPr>
-              <w:pStyle w:val="Compact"/>
               <w:jc w:val="left"/>
             </w:pPr>
             <w:r>
@@ -5456,7 +5109,6 @@
           <w:tcPr/>
           <w:p>
             <w:pPr>
-              <w:pStyle w:val="Compact"/>
               <w:jc w:val="left"/>
             </w:pPr>
             <w:r>
@@ -5474,7 +5126,6 @@
           <w:tcPr/>
           <w:p>
             <w:pPr>
-              <w:pStyle w:val="Compact"/>
               <w:jc w:val="left"/>
             </w:pPr>
             <w:r>
@@ -5500,7 +5151,6 @@
           <w:tcPr/>
           <w:p>
             <w:pPr>
-              <w:pStyle w:val="Compact"/>
               <w:jc w:val="left"/>
             </w:pPr>
             <w:r>
@@ -5512,7 +5162,6 @@
           <w:tcPr/>
           <w:p>
             <w:pPr>
-              <w:pStyle w:val="Compact"/>
               <w:jc w:val="left"/>
             </w:pPr>
             <w:r>
@@ -5530,7 +5179,6 @@
           <w:tcPr/>
           <w:p>
             <w:pPr>
-              <w:pStyle w:val="Compact"/>
               <w:jc w:val="left"/>
             </w:pPr>
             <w:r>
@@ -5556,7 +5204,6 @@
           <w:tcPr/>
           <w:p>
             <w:pPr>
-              <w:pStyle w:val="Compact"/>
               <w:jc w:val="left"/>
             </w:pPr>
             <w:r>
@@ -5574,7 +5221,6 @@
           <w:tcPr/>
           <w:p>
             <w:pPr>
-              <w:pStyle w:val="Compact"/>
               <w:jc w:val="left"/>
             </w:pPr>
             <w:r>
@@ -5592,7 +5238,6 @@
           <w:tcPr/>
           <w:p>
             <w:pPr>
-              <w:pStyle w:val="Compact"/>
               <w:jc w:val="left"/>
             </w:pPr>
             <w:r>
@@ -5618,7 +5263,6 @@
           <w:tcPr/>
           <w:p>
             <w:pPr>
-              <w:pStyle w:val="Compact"/>
               <w:jc w:val="left"/>
             </w:pPr>
             <w:r>
@@ -5630,7 +5274,6 @@
           <w:tcPr/>
           <w:p>
             <w:pPr>
-              <w:pStyle w:val="Compact"/>
               <w:jc w:val="left"/>
             </w:pPr>
             <w:r>
@@ -5660,7 +5303,6 @@
           <w:tcPr/>
           <w:p>
             <w:pPr>
-              <w:pStyle w:val="Compact"/>
               <w:jc w:val="left"/>
             </w:pPr>
             <w:r>
@@ -5692,7 +5334,6 @@
           <w:tcPr/>
           <w:p>
             <w:pPr>
-              <w:pStyle w:val="Compact"/>
               <w:jc w:val="left"/>
             </w:pPr>
             <w:r>
@@ -5704,7 +5345,6 @@
           <w:tcPr/>
           <w:p>
             <w:pPr>
-              <w:pStyle w:val="Compact"/>
               <w:jc w:val="left"/>
             </w:pPr>
             <w:r>
@@ -5722,7 +5362,6 @@
           <w:tcPr/>
           <w:p>
             <w:pPr>
-              <w:pStyle w:val="Compact"/>
               <w:jc w:val="left"/>
             </w:pPr>
             <w:r>
@@ -5748,7 +5387,6 @@
           <w:tcPr/>
           <w:p>
             <w:pPr>
-              <w:pStyle w:val="Compact"/>
               <w:jc w:val="left"/>
             </w:pPr>
             <w:r>
@@ -5760,7 +5398,6 @@
           <w:tcPr/>
           <w:p>
             <w:pPr>
-              <w:pStyle w:val="Compact"/>
               <w:jc w:val="left"/>
             </w:pPr>
             <w:r>
@@ -5778,7 +5415,6 @@
           <w:tcPr/>
           <w:p>
             <w:pPr>
-              <w:pStyle w:val="Compact"/>
               <w:jc w:val="left"/>
             </w:pPr>
             <w:r>
@@ -5810,7 +5446,6 @@
           <w:tcPr/>
           <w:p>
             <w:pPr>
-              <w:pStyle w:val="Compact"/>
               <w:jc w:val="left"/>
             </w:pPr>
             <w:r>
@@ -5822,7 +5457,6 @@
           <w:tcPr/>
           <w:p>
             <w:pPr>
-              <w:pStyle w:val="Compact"/>
               <w:jc w:val="left"/>
             </w:pPr>
             <w:r>
@@ -5840,7 +5474,6 @@
           <w:tcPr/>
           <w:p>
             <w:pPr>
-              <w:pStyle w:val="Compact"/>
               <w:jc w:val="left"/>
             </w:pPr>
             <w:r>
@@ -5866,7 +5499,6 @@
           <w:tcPr/>
           <w:p>
             <w:pPr>
-              <w:pStyle w:val="Compact"/>
               <w:jc w:val="left"/>
             </w:pPr>
             <w:r>
@@ -5884,7 +5516,6 @@
           <w:tcPr/>
           <w:p>
             <w:pPr>
-              <w:pStyle w:val="Compact"/>
               <w:jc w:val="left"/>
             </w:pPr>
             <w:r>
@@ -5902,7 +5533,6 @@
           <w:tcPr/>
           <w:p>
             <w:pPr>
-              <w:pStyle w:val="Compact"/>
               <w:jc w:val="left"/>
             </w:pPr>
             <w:r>
@@ -5928,7 +5558,6 @@
           <w:tcPr/>
           <w:p>
             <w:pPr>
-              <w:pStyle w:val="Compact"/>
               <w:jc w:val="left"/>
             </w:pPr>
             <w:r>
@@ -5940,7 +5569,6 @@
           <w:tcPr/>
           <w:p>
             <w:pPr>
-              <w:pStyle w:val="Compact"/>
               <w:jc w:val="left"/>
             </w:pPr>
             <w:r>
@@ -5964,7 +5592,6 @@
           <w:tcPr/>
           <w:p>
             <w:pPr>
-              <w:pStyle w:val="Compact"/>
               <w:jc w:val="left"/>
             </w:pPr>
             <w:r>
@@ -5993,9 +5620,7 @@
       </w:tr>
     </w:tbl>
     <w:p>
-      <w:pPr>
-        <w:pStyle w:val="BodyText"/>
-      </w:pPr>
+      <w:pPr/>
       <w:r>
         <w:rPr>
           <w:bCs/>
@@ -6005,9 +5630,7 @@
       </w:r>
     </w:p>
     <w:p>
-      <w:pPr>
-        <w:pStyle w:val="BodyText"/>
-      </w:pPr>
+      <w:pPr/>
       <w:r>
         <w:t xml:space="preserve">We have extended the Rope Hypothesis into nuclear physics, achieving</w:t>
       </w:r>
@@ -6252,9 +5875,7 @@
       </w:r>
     </w:p>
     <w:p>
-      <w:pPr>
-        <w:pStyle w:val="FirstParagraph"/>
-      </w:pPr>
+      <w:pPr/>
       <w:r>
         <w:t xml:space="preserve">The central insight is structural: nuclear physics is atomic physics</w:t>
       </w:r>
@@ -6302,9 +5923,7 @@
       </w:r>
     </w:p>
     <w:p>
-      <w:pPr>
-        <w:pStyle w:val="BodyText"/>
-      </w:pPr>
+      <w:pPr/>
       <w:r>
         <w:t xml:space="preserve">The most important next step is developing the quantitative theory of</w:t>
       </w:r>
@@ -6340,9 +5959,7 @@
       </w:r>
     </w:p>
     <w:p>
-      <w:pPr>
-        <w:pStyle w:val="BodyText"/>
-      </w:pPr>
+      <w:pPr/>
       <w:r>
         <w:rPr>
           <w:bCs/>
@@ -6352,81 +5969,61 @@
       </w:r>
     </w:p>
     <w:p>
-      <w:pPr>
-        <w:pStyle w:val="BodyText"/>
-      </w:pPr>
+      <w:pPr/>
       <w:r>
         <w:t xml:space="preserve">Bethe, H.A. &amp; Bacher, R.F. 1936, Reviews of Modern Physics, 8, 82</w:t>
       </w:r>
     </w:p>
     <w:p>
-      <w:pPr>
-        <w:pStyle w:val="BodyText"/>
-      </w:pPr>
+      <w:pPr/>
       <w:r>
         <w:t xml:space="preserve">Chadwick, J. 1932, Nature, 129, 312</w:t>
       </w:r>
     </w:p>
     <w:p>
-      <w:pPr>
-        <w:pStyle w:val="BodyText"/>
-      </w:pPr>
+      <w:pPr/>
       <w:r>
         <w:t xml:space="preserve">Geiger, H. &amp; Nuttall, J.M. 1911, Philosophical Magazine, 22, 613</w:t>
       </w:r>
     </w:p>
     <w:p>
-      <w:pPr>
-        <w:pStyle w:val="BodyText"/>
-      </w:pPr>
+      <w:pPr/>
       <w:r>
         <w:t xml:space="preserve">Gaede, B. 2014, The Rope Hypothesis (self-published, non-peer-reviewed)</w:t>
       </w:r>
     </w:p>
     <w:p>
-      <w:pPr>
-        <w:pStyle w:val="BodyText"/>
-      </w:pPr>
+      <w:pPr/>
       <w:r>
         <w:t xml:space="preserve">Gamow, G. 1928, Zeitschrift für Physik, 51, 204 (alpha decay tunnelling)</w:t>
       </w:r>
     </w:p>
     <w:p>
-      <w:pPr>
-        <w:pStyle w:val="BodyText"/>
-      </w:pPr>
+      <w:pPr/>
       <w:r>
         <w:t xml:space="preserve">Gell-Mann, M. 1964, Physics Letters, 8, 214 (quarks)</w:t>
       </w:r>
     </w:p>
     <w:p>
-      <w:pPr>
-        <w:pStyle w:val="BodyText"/>
-      </w:pPr>
+      <w:pPr/>
       <w:r>
         <w:t xml:space="preserve">Greiner, W. &amp; Maruhn, J.A. 1996, Nuclear Models (Springer)</w:t>
       </w:r>
     </w:p>
     <w:p>
-      <w:pPr>
-        <w:pStyle w:val="BodyText"/>
-      </w:pPr>
+      <w:pPr/>
       <w:r>
         <w:t xml:space="preserve">Mayer, M.G. 1949, Physical Review, 75, 1969 (nuclear shell model)</w:t>
       </w:r>
     </w:p>
     <w:p>
-      <w:pPr>
-        <w:pStyle w:val="BodyText"/>
-      </w:pPr>
+      <w:pPr/>
       <w:r>
         <w:t xml:space="preserve">Palmer, M. &amp; Claude 2026a, Gravity in the Rope Framework (preprint)</w:t>
       </w:r>
     </w:p>
     <w:p>
-      <w:pPr>
-        <w:pStyle w:val="BodyText"/>
-      </w:pPr>
+      <w:pPr/>
       <w:r>
         <w:t xml:space="preserve">Palmer, M. &amp; Claude 2026b–g, EM, Light, SR, GR, Black Holes, Chemistry</w:t>
       </w:r>
@@ -6438,9 +6035,7 @@
       </w:r>
     </w:p>
     <w:p>
-      <w:pPr>
-        <w:pStyle w:val="BodyText"/>
-      </w:pPr>
+      <w:pPr/>
       <w:r>
         <w:t xml:space="preserve">Wilson, K.G. 1974, Physical Review D, 10, 2445 (lattice QCD,</w:t>
       </w:r>
@@ -6452,9 +6047,7 @@
       </w:r>
     </w:p>
     <w:p>
-      <w:pPr>
-        <w:pStyle w:val="BodyText"/>
-      </w:pPr>
+      <w:pPr/>
       <w:r>
         <w:t xml:space="preserve">Yukawa, H. 1935, Proceedings of the Physical-Mathematical Society of</w:t>
       </w:r>
@@ -6466,9 +6059,7 @@
       </w:r>
     </w:p>
     <w:p>
-      <w:pPr>
-        <w:pStyle w:val="BodyText"/>
-      </w:pPr>
+      <w:pPr/>
       <w:r>
         <w:t xml:space="preserve">Disclosure: This paper was produced through extended scientific</w:t>
       </w:r>
@@ -6492,9 +6083,7 @@
       </w:r>
     </w:p>
     <w:p>
-      <w:pPr>
-        <w:pStyle w:val="BodyText"/>
-      </w:pPr>
+      <w:pPr/>
       <w:r>
         <w:rPr>
           <w:b/>
@@ -6503,9 +6092,7 @@
       </w:r>
     </w:p>
     <w:p>
-      <w:pPr>
-        <w:pStyle w:val="BodyText"/>
-      </w:pPr>
+      <w:pPr/>
       <w:r>
         <w:t xml:space="preserve">Of the five open problems identified in this paper, the first is now</w:t>
       </w:r>

--- a/papers/_sources/rope_nuclear_physics.docx
+++ b/papers/_sources/rope_nuclear_physics.docx
@@ -55,7 +55,7 @@
         <w:t xml:space="preserve"> </w:t>
       </w:r>
       <w:r>
-        <w:t xml:space="preserve">NTT DATA, Global VP Networking Practice, Frankfurt, Germany</w:t>
+        <w:t xml:space="preserve">Charlotte, NC · palmer100@gmail.com</w:t>
       </w:r>
     </w:p>
     <w:p>
